--- a/RAW FILES/PLUMBING-AND-SANITARY-set-2.docx
+++ b/RAW FILES/PLUMBING-AND-SANITARY-set-2.docx
@@ -1,6 +1,6 @@
 
 <file path=word/document.xml><?xml version="1.0" encoding="utf-8"?>
-<w:document xmlns:wpc="http://schemas.microsoft.com/office/word/2010/wordprocessingCanvas" xmlns:cx="http://schemas.microsoft.com/office/drawing/2014/chartex" xmlns:cx1="http://schemas.microsoft.com/office/drawing/2015/9/8/chartex" xmlns:cx2="http://schemas.microsoft.com/office/drawing/2015/10/21/chartex" xmlns:cx3="http://schemas.microsoft.com/office/drawing/2016/5/9/chartex" xmlns:cx4="http://schemas.microsoft.com/office/drawing/2016/5/10/chartex" xmlns:cx5="http://schemas.microsoft.com/office/drawing/2016/5/11/chartex" xmlns:cx6="http://schemas.microsoft.com/office/drawing/2016/5/12/chartex" xmlns:cx7="http://schemas.microsoft.com/office/drawing/2016/5/13/chartex" xmlns:cx8="http://schemas.microsoft.com/office/drawing/2016/5/14/chartex" xmlns:mc="http://schemas.openxmlformats.org/markup-compatibility/2006" xmlns:aink="http://schemas.microsoft.com/office/drawing/2016/ink" xmlns:am3d="http://schemas.microsoft.com/office/drawing/2017/model3d" xmlns:o="urn:schemas-microsoft-com:office:office" xmlns:r="http://schemas.openxmlformats.org/officeDocument/2006/relationships" xmlns:m="http://schemas.openxmlformats.org/officeDocument/2006/math" xmlns:v="urn:schemas-microsoft-com:vml" xmlns:wp14="http://schemas.microsoft.com/office/word/2010/wordprocessingDrawing" xmlns:wp="http://schemas.openxmlformats.org/drawingml/2006/wordprocessingDrawing" xmlns:w10="urn:schemas-microsoft-com:office:word" xmlns:w="http://schemas.openxmlformats.org/wordprocessingml/2006/main" xmlns:w14="http://schemas.microsoft.com/office/word/2010/wordml" xmlns:w15="http://schemas.microsoft.com/office/word/2012/wordml" xmlns:w16cex="http://schemas.microsoft.com/office/word/2018/wordml/cex" xmlns:w16cid="http://schemas.microsoft.com/office/word/2016/wordml/cid" xmlns:w16="http://schemas.microsoft.com/office/word/2018/wordml" xmlns:w16sdtdh="http://schemas.microsoft.com/office/word/2020/wordml/sdtdatahash" xmlns:w16se="http://schemas.microsoft.com/office/word/2015/wordml/symex" xmlns:wpg="http://schemas.microsoft.com/office/word/2010/wordprocessingGroup" xmlns:wpi="http://schemas.microsoft.com/office/word/2010/wordprocessingInk" xmlns:wne="http://schemas.microsoft.com/office/word/2006/wordml" xmlns:wps="http://schemas.microsoft.com/office/word/2010/wordprocessingShape" mc:Ignorable="w14 w15 w16se w16cid w16 w16cex w16sdtdh wp14">
+<w:document xmlns:wpc="http://schemas.microsoft.com/office/word/2010/wordprocessingCanvas" xmlns:cx="http://schemas.microsoft.com/office/drawing/2014/chartex" xmlns:cx1="http://schemas.microsoft.com/office/drawing/2015/9/8/chartex" xmlns:cx2="http://schemas.microsoft.com/office/drawing/2015/10/21/chartex" xmlns:cx3="http://schemas.microsoft.com/office/drawing/2016/5/9/chartex" xmlns:cx4="http://schemas.microsoft.com/office/drawing/2016/5/10/chartex" xmlns:cx5="http://schemas.microsoft.com/office/drawing/2016/5/11/chartex" xmlns:cx6="http://schemas.microsoft.com/office/drawing/2016/5/12/chartex" xmlns:cx7="http://schemas.microsoft.com/office/drawing/2016/5/13/chartex" xmlns:cx8="http://schemas.microsoft.com/office/drawing/2016/5/14/chartex" xmlns:mc="http://schemas.openxmlformats.org/markup-compatibility/2006" xmlns:aink="http://schemas.microsoft.com/office/drawing/2016/ink" xmlns:am3d="http://schemas.microsoft.com/office/drawing/2017/model3d" xmlns:o="urn:schemas-microsoft-com:office:office" xmlns:oel="http://schemas.microsoft.com/office/2019/extlst" xmlns:r="http://schemas.openxmlformats.org/officeDocument/2006/relationships" xmlns:m="http://schemas.openxmlformats.org/officeDocument/2006/math" xmlns:v="urn:schemas-microsoft-com:vml" xmlns:wp14="http://schemas.microsoft.com/office/word/2010/wordprocessingDrawing" xmlns:wp="http://schemas.openxmlformats.org/drawingml/2006/wordprocessingDrawing" xmlns:w10="urn:schemas-microsoft-com:office:word" xmlns:w="http://schemas.openxmlformats.org/wordprocessingml/2006/main" xmlns:w14="http://schemas.microsoft.com/office/word/2010/wordml" xmlns:w15="http://schemas.microsoft.com/office/word/2012/wordml" xmlns:w16cex="http://schemas.microsoft.com/office/word/2018/wordml/cex" xmlns:w16cid="http://schemas.microsoft.com/office/word/2016/wordml/cid" xmlns:w16="http://schemas.microsoft.com/office/word/2018/wordml" xmlns:w16du="http://schemas.microsoft.com/office/word/2023/wordml/word16du" xmlns:w16sdtdh="http://schemas.microsoft.com/office/word/2020/wordml/sdtdatahash" xmlns:w16sdtfl="http://schemas.microsoft.com/office/word/2024/wordml/sdtformatlock" xmlns:w16se="http://schemas.microsoft.com/office/word/2015/wordml/symex" xmlns:wpg="http://schemas.microsoft.com/office/word/2010/wordprocessingGroup" xmlns:wpi="http://schemas.microsoft.com/office/word/2010/wordprocessingInk" xmlns:wne="http://schemas.microsoft.com/office/word/2006/wordml" xmlns:wps="http://schemas.microsoft.com/office/word/2010/wordprocessingShape" mc:Ignorable="w14 w15 w16se w16cid w16 w16cex w16sdtdh w16sdtfl w16du wp14">
   <w:body>
     <w:p>
       <w:pPr>
@@ -1205,16 +1205,7 @@
           <w:szCs w:val="19"/>
           <w:lang w:eastAsia="en-PH"/>
         </w:rPr>
-        <w:t>B</w:t>
-      </w:r>
-      <w:r>
-        <w:rPr>
-          <w:rFonts w:ascii="Century Gothic" w:eastAsia="Times New Roman" w:hAnsi="Century Gothic" w:cstheme="majorHAnsi"/>
-          <w:sz w:val="19"/>
-          <w:szCs w:val="19"/>
-          <w:lang w:eastAsia="en-PH"/>
-        </w:rPr>
-        <w:t>athtub</w:t>
+        <w:t>Bathtub</w:t>
       </w:r>
     </w:p>
     <w:p>
@@ -12895,25 +12886,7 @@
           <w:sz w:val="19"/>
           <w:szCs w:val="19"/>
         </w:rPr>
-        <w:t xml:space="preserve">C. </w:t>
-      </w:r>
-      <w:proofErr w:type="spellStart"/>
-      <w:r>
-        <w:rPr>
-          <w:rFonts w:ascii="Century Gothic" w:hAnsi="Century Gothic"/>
-          <w:sz w:val="19"/>
-          <w:szCs w:val="19"/>
-        </w:rPr>
-        <w:t>Wye</w:t>
-      </w:r>
-      <w:proofErr w:type="spellEnd"/>
-      <w:r>
-        <w:rPr>
-          <w:rFonts w:ascii="Century Gothic" w:hAnsi="Century Gothic"/>
-          <w:sz w:val="19"/>
-          <w:szCs w:val="19"/>
-        </w:rPr>
-        <w:t xml:space="preserve"> Branch</w:t>
+        <w:t>C. Wye Branch</w:t>
       </w:r>
     </w:p>
     <w:p>
@@ -14106,8 +14079,9 @@
         <w:pStyle w:val="ListBullet"/>
         <w:numPr>
           <w:ilvl w:val="0"/>
-          <w:numId w:val="2"/>
-        </w:numPr>
+          <w:numId w:val="0"/>
+        </w:numPr>
+        <w:ind w:left="360"/>
         <w:rPr>
           <w:rFonts w:ascii="Century Gothic" w:hAnsi="Century Gothic"/>
           <w:sz w:val="19"/>
@@ -14128,8 +14102,9 @@
         <w:pStyle w:val="ListBullet"/>
         <w:numPr>
           <w:ilvl w:val="0"/>
-          <w:numId w:val="2"/>
-        </w:numPr>
+          <w:numId w:val="0"/>
+        </w:numPr>
+        <w:ind w:left="360"/>
         <w:rPr>
           <w:rFonts w:ascii="Century Gothic" w:hAnsi="Century Gothic"/>
           <w:sz w:val="19"/>
@@ -16650,18 +16625,8 @@
           <w:sz w:val="19"/>
           <w:szCs w:val="19"/>
         </w:rPr>
-        <w:t xml:space="preserve">B. </w:t>
-      </w:r>
-      <w:proofErr w:type="spellStart"/>
-      <w:r>
-        <w:rPr>
-          <w:rFonts w:ascii="Century Gothic" w:hAnsi="Century Gothic"/>
-          <w:sz w:val="19"/>
-          <w:szCs w:val="19"/>
-        </w:rPr>
-        <w:t>Wye</w:t>
-      </w:r>
-      <w:proofErr w:type="spellEnd"/>
+        <w:t>B. Wye</w:t>
+      </w:r>
     </w:p>
     <w:p>
       <w:pPr>
@@ -19611,7 +19576,7 @@
 </file>
 
 <file path=word/endnotes.xml><?xml version="1.0" encoding="utf-8"?>
-<w:endnotes xmlns:wpc="http://schemas.microsoft.com/office/word/2010/wordprocessingCanvas" xmlns:cx="http://schemas.microsoft.com/office/drawing/2014/chartex" xmlns:cx1="http://schemas.microsoft.com/office/drawing/2015/9/8/chartex" xmlns:cx2="http://schemas.microsoft.com/office/drawing/2015/10/21/chartex" xmlns:cx3="http://schemas.microsoft.com/office/drawing/2016/5/9/chartex" xmlns:cx4="http://schemas.microsoft.com/office/drawing/2016/5/10/chartex" xmlns:cx5="http://schemas.microsoft.com/office/drawing/2016/5/11/chartex" xmlns:cx6="http://schemas.microsoft.com/office/drawing/2016/5/12/chartex" xmlns:cx7="http://schemas.microsoft.com/office/drawing/2016/5/13/chartex" xmlns:cx8="http://schemas.microsoft.com/office/drawing/2016/5/14/chartex" xmlns:mc="http://schemas.openxmlformats.org/markup-compatibility/2006" xmlns:aink="http://schemas.microsoft.com/office/drawing/2016/ink" xmlns:am3d="http://schemas.microsoft.com/office/drawing/2017/model3d" xmlns:o="urn:schemas-microsoft-com:office:office" xmlns:r="http://schemas.openxmlformats.org/officeDocument/2006/relationships" xmlns:m="http://schemas.openxmlformats.org/officeDocument/2006/math" xmlns:v="urn:schemas-microsoft-com:vml" xmlns:wp14="http://schemas.microsoft.com/office/word/2010/wordprocessingDrawing" xmlns:wp="http://schemas.openxmlformats.org/drawingml/2006/wordprocessingDrawing" xmlns:w10="urn:schemas-microsoft-com:office:word" xmlns:w="http://schemas.openxmlformats.org/wordprocessingml/2006/main" xmlns:w14="http://schemas.microsoft.com/office/word/2010/wordml" xmlns:w15="http://schemas.microsoft.com/office/word/2012/wordml" xmlns:w16cex="http://schemas.microsoft.com/office/word/2018/wordml/cex" xmlns:w16cid="http://schemas.microsoft.com/office/word/2016/wordml/cid" xmlns:w16="http://schemas.microsoft.com/office/word/2018/wordml" xmlns:w16sdtdh="http://schemas.microsoft.com/office/word/2020/wordml/sdtdatahash" xmlns:w16se="http://schemas.microsoft.com/office/word/2015/wordml/symex" xmlns:wpg="http://schemas.microsoft.com/office/word/2010/wordprocessingGroup" xmlns:wpi="http://schemas.microsoft.com/office/word/2010/wordprocessingInk" xmlns:wne="http://schemas.microsoft.com/office/word/2006/wordml" xmlns:wps="http://schemas.microsoft.com/office/word/2010/wordprocessingShape" mc:Ignorable="w14 w15 w16se w16cid w16 w16cex w16sdtdh wp14">
+<w:endnotes xmlns:wpc="http://schemas.microsoft.com/office/word/2010/wordprocessingCanvas" xmlns:cx="http://schemas.microsoft.com/office/drawing/2014/chartex" xmlns:cx1="http://schemas.microsoft.com/office/drawing/2015/9/8/chartex" xmlns:cx2="http://schemas.microsoft.com/office/drawing/2015/10/21/chartex" xmlns:cx3="http://schemas.microsoft.com/office/drawing/2016/5/9/chartex" xmlns:cx4="http://schemas.microsoft.com/office/drawing/2016/5/10/chartex" xmlns:cx5="http://schemas.microsoft.com/office/drawing/2016/5/11/chartex" xmlns:cx6="http://schemas.microsoft.com/office/drawing/2016/5/12/chartex" xmlns:cx7="http://schemas.microsoft.com/office/drawing/2016/5/13/chartex" xmlns:cx8="http://schemas.microsoft.com/office/drawing/2016/5/14/chartex" xmlns:mc="http://schemas.openxmlformats.org/markup-compatibility/2006" xmlns:aink="http://schemas.microsoft.com/office/drawing/2016/ink" xmlns:am3d="http://schemas.microsoft.com/office/drawing/2017/model3d" xmlns:o="urn:schemas-microsoft-com:office:office" xmlns:oel="http://schemas.microsoft.com/office/2019/extlst" xmlns:r="http://schemas.openxmlformats.org/officeDocument/2006/relationships" xmlns:m="http://schemas.openxmlformats.org/officeDocument/2006/math" xmlns:v="urn:schemas-microsoft-com:vml" xmlns:wp14="http://schemas.microsoft.com/office/word/2010/wordprocessingDrawing" xmlns:wp="http://schemas.openxmlformats.org/drawingml/2006/wordprocessingDrawing" xmlns:w10="urn:schemas-microsoft-com:office:word" xmlns:w="http://schemas.openxmlformats.org/wordprocessingml/2006/main" xmlns:w14="http://schemas.microsoft.com/office/word/2010/wordml" xmlns:w15="http://schemas.microsoft.com/office/word/2012/wordml" xmlns:w16cex="http://schemas.microsoft.com/office/word/2018/wordml/cex" xmlns:w16cid="http://schemas.microsoft.com/office/word/2016/wordml/cid" xmlns:w16="http://schemas.microsoft.com/office/word/2018/wordml" xmlns:w16du="http://schemas.microsoft.com/office/word/2023/wordml/word16du" xmlns:w16sdtdh="http://schemas.microsoft.com/office/word/2020/wordml/sdtdatahash" xmlns:w16sdtfl="http://schemas.microsoft.com/office/word/2024/wordml/sdtformatlock" xmlns:w16se="http://schemas.microsoft.com/office/word/2015/wordml/symex" xmlns:wpg="http://schemas.microsoft.com/office/word/2010/wordprocessingGroup" xmlns:wpi="http://schemas.microsoft.com/office/word/2010/wordprocessingInk" xmlns:wne="http://schemas.microsoft.com/office/word/2006/wordml" xmlns:wps="http://schemas.microsoft.com/office/word/2010/wordprocessingShape" mc:Ignorable="w14 w15 w16se w16cid w16 w16cex w16sdtdh w16sdtfl w16du wp14">
   <w:endnote w:type="separator" w:id="-1">
     <w:p>
       <w:pPr>
@@ -19636,7 +19601,7 @@
 </file>
 
 <file path=word/footer1.xml><?xml version="1.0" encoding="utf-8"?>
-<w:ftr xmlns:wpc="http://schemas.microsoft.com/office/word/2010/wordprocessingCanvas" xmlns:cx="http://schemas.microsoft.com/office/drawing/2014/chartex" xmlns:cx1="http://schemas.microsoft.com/office/drawing/2015/9/8/chartex" xmlns:cx2="http://schemas.microsoft.com/office/drawing/2015/10/21/chartex" xmlns:cx3="http://schemas.microsoft.com/office/drawing/2016/5/9/chartex" xmlns:cx4="http://schemas.microsoft.com/office/drawing/2016/5/10/chartex" xmlns:cx5="http://schemas.microsoft.com/office/drawing/2016/5/11/chartex" xmlns:cx6="http://schemas.microsoft.com/office/drawing/2016/5/12/chartex" xmlns:cx7="http://schemas.microsoft.com/office/drawing/2016/5/13/chartex" xmlns:cx8="http://schemas.microsoft.com/office/drawing/2016/5/14/chartex" xmlns:mc="http://schemas.openxmlformats.org/markup-compatibility/2006" xmlns:aink="http://schemas.microsoft.com/office/drawing/2016/ink" xmlns:am3d="http://schemas.microsoft.com/office/drawing/2017/model3d" xmlns:o="urn:schemas-microsoft-com:office:office" xmlns:r="http://schemas.openxmlformats.org/officeDocument/2006/relationships" xmlns:m="http://schemas.openxmlformats.org/officeDocument/2006/math" xmlns:v="urn:schemas-microsoft-com:vml" xmlns:wp14="http://schemas.microsoft.com/office/word/2010/wordprocessingDrawing" xmlns:wp="http://schemas.openxmlformats.org/drawingml/2006/wordprocessingDrawing" xmlns:w10="urn:schemas-microsoft-com:office:word" xmlns:w="http://schemas.openxmlformats.org/wordprocessingml/2006/main" xmlns:w14="http://schemas.microsoft.com/office/word/2010/wordml" xmlns:w15="http://schemas.microsoft.com/office/word/2012/wordml" xmlns:w16cex="http://schemas.microsoft.com/office/word/2018/wordml/cex" xmlns:w16cid="http://schemas.microsoft.com/office/word/2016/wordml/cid" xmlns:w16="http://schemas.microsoft.com/office/word/2018/wordml" xmlns:w16sdtdh="http://schemas.microsoft.com/office/word/2020/wordml/sdtdatahash" xmlns:w16se="http://schemas.microsoft.com/office/word/2015/wordml/symex" xmlns:wpg="http://schemas.microsoft.com/office/word/2010/wordprocessingGroup" xmlns:wpi="http://schemas.microsoft.com/office/word/2010/wordprocessingInk" xmlns:wne="http://schemas.microsoft.com/office/word/2006/wordml" xmlns:wps="http://schemas.microsoft.com/office/word/2010/wordprocessingShape" mc:Ignorable="w14 w15 w16se w16cid w16 w16cex w16sdtdh wp14">
+<w:ftr xmlns:wpc="http://schemas.microsoft.com/office/word/2010/wordprocessingCanvas" xmlns:cx="http://schemas.microsoft.com/office/drawing/2014/chartex" xmlns:cx1="http://schemas.microsoft.com/office/drawing/2015/9/8/chartex" xmlns:cx2="http://schemas.microsoft.com/office/drawing/2015/10/21/chartex" xmlns:cx3="http://schemas.microsoft.com/office/drawing/2016/5/9/chartex" xmlns:cx4="http://schemas.microsoft.com/office/drawing/2016/5/10/chartex" xmlns:cx5="http://schemas.microsoft.com/office/drawing/2016/5/11/chartex" xmlns:cx6="http://schemas.microsoft.com/office/drawing/2016/5/12/chartex" xmlns:cx7="http://schemas.microsoft.com/office/drawing/2016/5/13/chartex" xmlns:cx8="http://schemas.microsoft.com/office/drawing/2016/5/14/chartex" xmlns:mc="http://schemas.openxmlformats.org/markup-compatibility/2006" xmlns:aink="http://schemas.microsoft.com/office/drawing/2016/ink" xmlns:am3d="http://schemas.microsoft.com/office/drawing/2017/model3d" xmlns:o="urn:schemas-microsoft-com:office:office" xmlns:oel="http://schemas.microsoft.com/office/2019/extlst" xmlns:r="http://schemas.openxmlformats.org/officeDocument/2006/relationships" xmlns:m="http://schemas.openxmlformats.org/officeDocument/2006/math" xmlns:v="urn:schemas-microsoft-com:vml" xmlns:wp14="http://schemas.microsoft.com/office/word/2010/wordprocessingDrawing" xmlns:wp="http://schemas.openxmlformats.org/drawingml/2006/wordprocessingDrawing" xmlns:w10="urn:schemas-microsoft-com:office:word" xmlns:w="http://schemas.openxmlformats.org/wordprocessingml/2006/main" xmlns:w14="http://schemas.microsoft.com/office/word/2010/wordml" xmlns:w15="http://schemas.microsoft.com/office/word/2012/wordml" xmlns:w16cex="http://schemas.microsoft.com/office/word/2018/wordml/cex" xmlns:w16cid="http://schemas.microsoft.com/office/word/2016/wordml/cid" xmlns:w16="http://schemas.microsoft.com/office/word/2018/wordml" xmlns:w16du="http://schemas.microsoft.com/office/word/2023/wordml/word16du" xmlns:w16sdtdh="http://schemas.microsoft.com/office/word/2020/wordml/sdtdatahash" xmlns:w16sdtfl="http://schemas.microsoft.com/office/word/2024/wordml/sdtformatlock" xmlns:w16se="http://schemas.microsoft.com/office/word/2015/wordml/symex" xmlns:wpg="http://schemas.microsoft.com/office/word/2010/wordprocessingGroup" xmlns:wpi="http://schemas.microsoft.com/office/word/2010/wordprocessingInk" xmlns:wne="http://schemas.microsoft.com/office/word/2006/wordml" xmlns:wps="http://schemas.microsoft.com/office/word/2010/wordprocessingShape" mc:Ignorable="w14 w15 w16se w16cid w16 w16cex w16sdtdh w16sdtfl w16du wp14">
   <w:sdt>
     <w:sdtPr>
       <w:id w:val="-1291436247"/>
@@ -19704,7 +19669,7 @@
 </file>
 
 <file path=word/footnotes.xml><?xml version="1.0" encoding="utf-8"?>
-<w:footnotes xmlns:wpc="http://schemas.microsoft.com/office/word/2010/wordprocessingCanvas" xmlns:cx="http://schemas.microsoft.com/office/drawing/2014/chartex" xmlns:cx1="http://schemas.microsoft.com/office/drawing/2015/9/8/chartex" xmlns:cx2="http://schemas.microsoft.com/office/drawing/2015/10/21/chartex" xmlns:cx3="http://schemas.microsoft.com/office/drawing/2016/5/9/chartex" xmlns:cx4="http://schemas.microsoft.com/office/drawing/2016/5/10/chartex" xmlns:cx5="http://schemas.microsoft.com/office/drawing/2016/5/11/chartex" xmlns:cx6="http://schemas.microsoft.com/office/drawing/2016/5/12/chartex" xmlns:cx7="http://schemas.microsoft.com/office/drawing/2016/5/13/chartex" xmlns:cx8="http://schemas.microsoft.com/office/drawing/2016/5/14/chartex" xmlns:mc="http://schemas.openxmlformats.org/markup-compatibility/2006" xmlns:aink="http://schemas.microsoft.com/office/drawing/2016/ink" xmlns:am3d="http://schemas.microsoft.com/office/drawing/2017/model3d" xmlns:o="urn:schemas-microsoft-com:office:office" xmlns:r="http://schemas.openxmlformats.org/officeDocument/2006/relationships" xmlns:m="http://schemas.openxmlformats.org/officeDocument/2006/math" xmlns:v="urn:schemas-microsoft-com:vml" xmlns:wp14="http://schemas.microsoft.com/office/word/2010/wordprocessingDrawing" xmlns:wp="http://schemas.openxmlformats.org/drawingml/2006/wordprocessingDrawing" xmlns:w10="urn:schemas-microsoft-com:office:word" xmlns:w="http://schemas.openxmlformats.org/wordprocessingml/2006/main" xmlns:w14="http://schemas.microsoft.com/office/word/2010/wordml" xmlns:w15="http://schemas.microsoft.com/office/word/2012/wordml" xmlns:w16cex="http://schemas.microsoft.com/office/word/2018/wordml/cex" xmlns:w16cid="http://schemas.microsoft.com/office/word/2016/wordml/cid" xmlns:w16="http://schemas.microsoft.com/office/word/2018/wordml" xmlns:w16sdtdh="http://schemas.microsoft.com/office/word/2020/wordml/sdtdatahash" xmlns:w16se="http://schemas.microsoft.com/office/word/2015/wordml/symex" xmlns:wpg="http://schemas.microsoft.com/office/word/2010/wordprocessingGroup" xmlns:wpi="http://schemas.microsoft.com/office/word/2010/wordprocessingInk" xmlns:wne="http://schemas.microsoft.com/office/word/2006/wordml" xmlns:wps="http://schemas.microsoft.com/office/word/2010/wordprocessingShape" mc:Ignorable="w14 w15 w16se w16cid w16 w16cex w16sdtdh wp14">
+<w:footnotes xmlns:wpc="http://schemas.microsoft.com/office/word/2010/wordprocessingCanvas" xmlns:cx="http://schemas.microsoft.com/office/drawing/2014/chartex" xmlns:cx1="http://schemas.microsoft.com/office/drawing/2015/9/8/chartex" xmlns:cx2="http://schemas.microsoft.com/office/drawing/2015/10/21/chartex" xmlns:cx3="http://schemas.microsoft.com/office/drawing/2016/5/9/chartex" xmlns:cx4="http://schemas.microsoft.com/office/drawing/2016/5/10/chartex" xmlns:cx5="http://schemas.microsoft.com/office/drawing/2016/5/11/chartex" xmlns:cx6="http://schemas.microsoft.com/office/drawing/2016/5/12/chartex" xmlns:cx7="http://schemas.microsoft.com/office/drawing/2016/5/13/chartex" xmlns:cx8="http://schemas.microsoft.com/office/drawing/2016/5/14/chartex" xmlns:mc="http://schemas.openxmlformats.org/markup-compatibility/2006" xmlns:aink="http://schemas.microsoft.com/office/drawing/2016/ink" xmlns:am3d="http://schemas.microsoft.com/office/drawing/2017/model3d" xmlns:o="urn:schemas-microsoft-com:office:office" xmlns:oel="http://schemas.microsoft.com/office/2019/extlst" xmlns:r="http://schemas.openxmlformats.org/officeDocument/2006/relationships" xmlns:m="http://schemas.openxmlformats.org/officeDocument/2006/math" xmlns:v="urn:schemas-microsoft-com:vml" xmlns:wp14="http://schemas.microsoft.com/office/word/2010/wordprocessingDrawing" xmlns:wp="http://schemas.openxmlformats.org/drawingml/2006/wordprocessingDrawing" xmlns:w10="urn:schemas-microsoft-com:office:word" xmlns:w="http://schemas.openxmlformats.org/wordprocessingml/2006/main" xmlns:w14="http://schemas.microsoft.com/office/word/2010/wordml" xmlns:w15="http://schemas.microsoft.com/office/word/2012/wordml" xmlns:w16cex="http://schemas.microsoft.com/office/word/2018/wordml/cex" xmlns:w16cid="http://schemas.microsoft.com/office/word/2016/wordml/cid" xmlns:w16="http://schemas.microsoft.com/office/word/2018/wordml" xmlns:w16du="http://schemas.microsoft.com/office/word/2023/wordml/word16du" xmlns:w16sdtdh="http://schemas.microsoft.com/office/word/2020/wordml/sdtdatahash" xmlns:w16sdtfl="http://schemas.microsoft.com/office/word/2024/wordml/sdtformatlock" xmlns:w16se="http://schemas.microsoft.com/office/word/2015/wordml/symex" xmlns:wpg="http://schemas.microsoft.com/office/word/2010/wordprocessingGroup" xmlns:wpi="http://schemas.microsoft.com/office/word/2010/wordprocessingInk" xmlns:wne="http://schemas.microsoft.com/office/word/2006/wordml" xmlns:wps="http://schemas.microsoft.com/office/word/2010/wordprocessingShape" mc:Ignorable="w14 w15 w16se w16cid w16 w16cex w16sdtdh w16sdtfl w16du wp14">
   <w:footnote w:type="separator" w:id="-1">
     <w:p>
       <w:pPr>
@@ -19729,7 +19694,7 @@
 </file>
 
 <file path=word/header1.xml><?xml version="1.0" encoding="utf-8"?>
-<w:hdr xmlns:wpc="http://schemas.microsoft.com/office/word/2010/wordprocessingCanvas" xmlns:cx="http://schemas.microsoft.com/office/drawing/2014/chartex" xmlns:cx1="http://schemas.microsoft.com/office/drawing/2015/9/8/chartex" xmlns:cx2="http://schemas.microsoft.com/office/drawing/2015/10/21/chartex" xmlns:cx3="http://schemas.microsoft.com/office/drawing/2016/5/9/chartex" xmlns:cx4="http://schemas.microsoft.com/office/drawing/2016/5/10/chartex" xmlns:cx5="http://schemas.microsoft.com/office/drawing/2016/5/11/chartex" xmlns:cx6="http://schemas.microsoft.com/office/drawing/2016/5/12/chartex" xmlns:cx7="http://schemas.microsoft.com/office/drawing/2016/5/13/chartex" xmlns:cx8="http://schemas.microsoft.com/office/drawing/2016/5/14/chartex" xmlns:mc="http://schemas.openxmlformats.org/markup-compatibility/2006" xmlns:aink="http://schemas.microsoft.com/office/drawing/2016/ink" xmlns:am3d="http://schemas.microsoft.com/office/drawing/2017/model3d" xmlns:o="urn:schemas-microsoft-com:office:office" xmlns:r="http://schemas.openxmlformats.org/officeDocument/2006/relationships" xmlns:m="http://schemas.openxmlformats.org/officeDocument/2006/math" xmlns:v="urn:schemas-microsoft-com:vml" xmlns:wp14="http://schemas.microsoft.com/office/word/2010/wordprocessingDrawing" xmlns:wp="http://schemas.openxmlformats.org/drawingml/2006/wordprocessingDrawing" xmlns:w10="urn:schemas-microsoft-com:office:word" xmlns:w="http://schemas.openxmlformats.org/wordprocessingml/2006/main" xmlns:w14="http://schemas.microsoft.com/office/word/2010/wordml" xmlns:w15="http://schemas.microsoft.com/office/word/2012/wordml" xmlns:w16cex="http://schemas.microsoft.com/office/word/2018/wordml/cex" xmlns:w16cid="http://schemas.microsoft.com/office/word/2016/wordml/cid" xmlns:w16="http://schemas.microsoft.com/office/word/2018/wordml" xmlns:w16sdtdh="http://schemas.microsoft.com/office/word/2020/wordml/sdtdatahash" xmlns:w16se="http://schemas.microsoft.com/office/word/2015/wordml/symex" xmlns:wpg="http://schemas.microsoft.com/office/word/2010/wordprocessingGroup" xmlns:wpi="http://schemas.microsoft.com/office/word/2010/wordprocessingInk" xmlns:wne="http://schemas.microsoft.com/office/word/2006/wordml" xmlns:wps="http://schemas.microsoft.com/office/word/2010/wordprocessingShape" mc:Ignorable="w14 w15 w16se w16cid w16 w16cex w16sdtdh wp14">
+<w:hdr xmlns:wpc="http://schemas.microsoft.com/office/word/2010/wordprocessingCanvas" xmlns:cx="http://schemas.microsoft.com/office/drawing/2014/chartex" xmlns:cx1="http://schemas.microsoft.com/office/drawing/2015/9/8/chartex" xmlns:cx2="http://schemas.microsoft.com/office/drawing/2015/10/21/chartex" xmlns:cx3="http://schemas.microsoft.com/office/drawing/2016/5/9/chartex" xmlns:cx4="http://schemas.microsoft.com/office/drawing/2016/5/10/chartex" xmlns:cx5="http://schemas.microsoft.com/office/drawing/2016/5/11/chartex" xmlns:cx6="http://schemas.microsoft.com/office/drawing/2016/5/12/chartex" xmlns:cx7="http://schemas.microsoft.com/office/drawing/2016/5/13/chartex" xmlns:cx8="http://schemas.microsoft.com/office/drawing/2016/5/14/chartex" xmlns:mc="http://schemas.openxmlformats.org/markup-compatibility/2006" xmlns:aink="http://schemas.microsoft.com/office/drawing/2016/ink" xmlns:am3d="http://schemas.microsoft.com/office/drawing/2017/model3d" xmlns:o="urn:schemas-microsoft-com:office:office" xmlns:oel="http://schemas.microsoft.com/office/2019/extlst" xmlns:r="http://schemas.openxmlformats.org/officeDocument/2006/relationships" xmlns:m="http://schemas.openxmlformats.org/officeDocument/2006/math" xmlns:v="urn:schemas-microsoft-com:vml" xmlns:wp14="http://schemas.microsoft.com/office/word/2010/wordprocessingDrawing" xmlns:wp="http://schemas.openxmlformats.org/drawingml/2006/wordprocessingDrawing" xmlns:w10="urn:schemas-microsoft-com:office:word" xmlns:w="http://schemas.openxmlformats.org/wordprocessingml/2006/main" xmlns:w14="http://schemas.microsoft.com/office/word/2010/wordml" xmlns:w15="http://schemas.microsoft.com/office/word/2012/wordml" xmlns:w16cex="http://schemas.microsoft.com/office/word/2018/wordml/cex" xmlns:w16cid="http://schemas.microsoft.com/office/word/2016/wordml/cid" xmlns:w16="http://schemas.microsoft.com/office/word/2018/wordml" xmlns:w16du="http://schemas.microsoft.com/office/word/2023/wordml/word16du" xmlns:w16sdtdh="http://schemas.microsoft.com/office/word/2020/wordml/sdtdatahash" xmlns:w16sdtfl="http://schemas.microsoft.com/office/word/2024/wordml/sdtformatlock" xmlns:w16se="http://schemas.microsoft.com/office/word/2015/wordml/symex" xmlns:wpg="http://schemas.microsoft.com/office/word/2010/wordprocessingGroup" xmlns:wpi="http://schemas.microsoft.com/office/word/2010/wordprocessingInk" xmlns:wne="http://schemas.microsoft.com/office/word/2006/wordml" xmlns:wps="http://schemas.microsoft.com/office/word/2010/wordprocessingShape" mc:Ignorable="w14 w15 w16se w16cid w16 w16cex w16sdtdh w16sdtfl w16du wp14">
   <w:p>
     <w:pPr>
       <w:pStyle w:val="Header"/>
@@ -19788,7 +19753,7 @@
 </file>
 
 <file path=word/numbering.xml><?xml version="1.0" encoding="utf-8"?>
-<w:numbering xmlns:wpc="http://schemas.microsoft.com/office/word/2010/wordprocessingCanvas" xmlns:cx="http://schemas.microsoft.com/office/drawing/2014/chartex" xmlns:cx1="http://schemas.microsoft.com/office/drawing/2015/9/8/chartex" xmlns:cx2="http://schemas.microsoft.com/office/drawing/2015/10/21/chartex" xmlns:cx3="http://schemas.microsoft.com/office/drawing/2016/5/9/chartex" xmlns:cx4="http://schemas.microsoft.com/office/drawing/2016/5/10/chartex" xmlns:cx5="http://schemas.microsoft.com/office/drawing/2016/5/11/chartex" xmlns:cx6="http://schemas.microsoft.com/office/drawing/2016/5/12/chartex" xmlns:cx7="http://schemas.microsoft.com/office/drawing/2016/5/13/chartex" xmlns:cx8="http://schemas.microsoft.com/office/drawing/2016/5/14/chartex" xmlns:mc="http://schemas.openxmlformats.org/markup-compatibility/2006" xmlns:aink="http://schemas.microsoft.com/office/drawing/2016/ink" xmlns:am3d="http://schemas.microsoft.com/office/drawing/2017/model3d" xmlns:o="urn:schemas-microsoft-com:office:office" xmlns:r="http://schemas.openxmlformats.org/officeDocument/2006/relationships" xmlns:m="http://schemas.openxmlformats.org/officeDocument/2006/math" xmlns:v="urn:schemas-microsoft-com:vml" xmlns:wp14="http://schemas.microsoft.com/office/word/2010/wordprocessingDrawing" xmlns:wp="http://schemas.openxmlformats.org/drawingml/2006/wordprocessingDrawing" xmlns:w10="urn:schemas-microsoft-com:office:word" xmlns:w="http://schemas.openxmlformats.org/wordprocessingml/2006/main" xmlns:w14="http://schemas.microsoft.com/office/word/2010/wordml" xmlns:w15="http://schemas.microsoft.com/office/word/2012/wordml" xmlns:w16cex="http://schemas.microsoft.com/office/word/2018/wordml/cex" xmlns:w16cid="http://schemas.microsoft.com/office/word/2016/wordml/cid" xmlns:w16="http://schemas.microsoft.com/office/word/2018/wordml" xmlns:w16sdtdh="http://schemas.microsoft.com/office/word/2020/wordml/sdtdatahash" xmlns:w16se="http://schemas.microsoft.com/office/word/2015/wordml/symex" xmlns:wpg="http://schemas.microsoft.com/office/word/2010/wordprocessingGroup" xmlns:wpi="http://schemas.microsoft.com/office/word/2010/wordprocessingInk" xmlns:wne="http://schemas.microsoft.com/office/word/2006/wordml" xmlns:wps="http://schemas.microsoft.com/office/word/2010/wordprocessingShape" mc:Ignorable="w14 w15 w16se w16cid w16 w16cex w16sdtdh wp14">
+<w:numbering xmlns:wpc="http://schemas.microsoft.com/office/word/2010/wordprocessingCanvas" xmlns:cx="http://schemas.microsoft.com/office/drawing/2014/chartex" xmlns:cx1="http://schemas.microsoft.com/office/drawing/2015/9/8/chartex" xmlns:cx2="http://schemas.microsoft.com/office/drawing/2015/10/21/chartex" xmlns:cx3="http://schemas.microsoft.com/office/drawing/2016/5/9/chartex" xmlns:cx4="http://schemas.microsoft.com/office/drawing/2016/5/10/chartex" xmlns:cx5="http://schemas.microsoft.com/office/drawing/2016/5/11/chartex" xmlns:cx6="http://schemas.microsoft.com/office/drawing/2016/5/12/chartex" xmlns:cx7="http://schemas.microsoft.com/office/drawing/2016/5/13/chartex" xmlns:cx8="http://schemas.microsoft.com/office/drawing/2016/5/14/chartex" xmlns:mc="http://schemas.openxmlformats.org/markup-compatibility/2006" xmlns:aink="http://schemas.microsoft.com/office/drawing/2016/ink" xmlns:am3d="http://schemas.microsoft.com/office/drawing/2017/model3d" xmlns:o="urn:schemas-microsoft-com:office:office" xmlns:oel="http://schemas.microsoft.com/office/2019/extlst" xmlns:r="http://schemas.openxmlformats.org/officeDocument/2006/relationships" xmlns:m="http://schemas.openxmlformats.org/officeDocument/2006/math" xmlns:v="urn:schemas-microsoft-com:vml" xmlns:wp14="http://schemas.microsoft.com/office/word/2010/wordprocessingDrawing" xmlns:wp="http://schemas.openxmlformats.org/drawingml/2006/wordprocessingDrawing" xmlns:w10="urn:schemas-microsoft-com:office:word" xmlns:w="http://schemas.openxmlformats.org/wordprocessingml/2006/main" xmlns:w14="http://schemas.microsoft.com/office/word/2010/wordml" xmlns:w15="http://schemas.microsoft.com/office/word/2012/wordml" xmlns:w16cex="http://schemas.microsoft.com/office/word/2018/wordml/cex" xmlns:w16cid="http://schemas.microsoft.com/office/word/2016/wordml/cid" xmlns:w16="http://schemas.microsoft.com/office/word/2018/wordml" xmlns:w16du="http://schemas.microsoft.com/office/word/2023/wordml/word16du" xmlns:w16sdtdh="http://schemas.microsoft.com/office/word/2020/wordml/sdtdatahash" xmlns:w16sdtfl="http://schemas.microsoft.com/office/word/2024/wordml/sdtformatlock" xmlns:w16se="http://schemas.microsoft.com/office/word/2015/wordml/symex" xmlns:wpg="http://schemas.microsoft.com/office/word/2010/wordprocessingGroup" xmlns:wpi="http://schemas.microsoft.com/office/word/2010/wordprocessingInk" xmlns:wne="http://schemas.microsoft.com/office/word/2006/wordml" xmlns:wps="http://schemas.microsoft.com/office/word/2010/wordprocessingShape" mc:Ignorable="w14 w15 w16se w16cid w16 w16cex w16sdtdh w16sdtfl w16du wp14">
   <w:abstractNum w:abstractNumId="0" w15:restartNumberingAfterBreak="0">
     <w:nsid w:val="FFFFFF89"/>
     <w:multiLevelType w:val="singleLevel"/>
@@ -20705,37 +20670,37 @@
       </w:pPr>
     </w:lvl>
   </w:abstractNum>
-  <w:num w:numId="1">
+  <w:num w:numId="1" w16cid:durableId="2125685007">
     <w:abstractNumId w:val="5"/>
   </w:num>
-  <w:num w:numId="2">
+  <w:num w:numId="2" w16cid:durableId="1488401753">
     <w:abstractNumId w:val="8"/>
   </w:num>
-  <w:num w:numId="3">
+  <w:num w:numId="3" w16cid:durableId="1605067888">
     <w:abstractNumId w:val="7"/>
   </w:num>
-  <w:num w:numId="4">
+  <w:num w:numId="4" w16cid:durableId="636687776">
     <w:abstractNumId w:val="9"/>
   </w:num>
-  <w:num w:numId="5">
+  <w:num w:numId="5" w16cid:durableId="91902426">
     <w:abstractNumId w:val="3"/>
   </w:num>
-  <w:num w:numId="6">
+  <w:num w:numId="6" w16cid:durableId="353927008">
     <w:abstractNumId w:val="1"/>
   </w:num>
-  <w:num w:numId="7">
+  <w:num w:numId="7" w16cid:durableId="1004743916">
     <w:abstractNumId w:val="4"/>
   </w:num>
-  <w:num w:numId="8">
+  <w:num w:numId="8" w16cid:durableId="1074354375">
     <w:abstractNumId w:val="10"/>
   </w:num>
-  <w:num w:numId="9">
+  <w:num w:numId="9" w16cid:durableId="349573669">
     <w:abstractNumId w:val="6"/>
   </w:num>
-  <w:num w:numId="10">
+  <w:num w:numId="10" w16cid:durableId="1470247690">
     <w:abstractNumId w:val="2"/>
   </w:num>
-  <w:num w:numId="11">
+  <w:num w:numId="11" w16cid:durableId="2092964613">
     <w:abstractNumId w:val="0"/>
   </w:num>
   <w:numIdMacAtCleanup w:val="10"/>
@@ -20743,7 +20708,7 @@
 </file>
 
 <file path=word/styles.xml><?xml version="1.0" encoding="utf-8"?>
-<w:styles xmlns:mc="http://schemas.openxmlformats.org/markup-compatibility/2006" xmlns:r="http://schemas.openxmlformats.org/officeDocument/2006/relationships" xmlns:w="http://schemas.openxmlformats.org/wordprocessingml/2006/main" xmlns:w14="http://schemas.microsoft.com/office/word/2010/wordml" xmlns:w15="http://schemas.microsoft.com/office/word/2012/wordml" xmlns:w16cex="http://schemas.microsoft.com/office/word/2018/wordml/cex" xmlns:w16cid="http://schemas.microsoft.com/office/word/2016/wordml/cid" xmlns:w16="http://schemas.microsoft.com/office/word/2018/wordml" xmlns:w16sdtdh="http://schemas.microsoft.com/office/word/2020/wordml/sdtdatahash" xmlns:w16se="http://schemas.microsoft.com/office/word/2015/wordml/symex" mc:Ignorable="w14 w15 w16se w16cid w16 w16cex w16sdtdh">
+<w:styles xmlns:mc="http://schemas.openxmlformats.org/markup-compatibility/2006" xmlns:r="http://schemas.openxmlformats.org/officeDocument/2006/relationships" xmlns:w="http://schemas.openxmlformats.org/wordprocessingml/2006/main" xmlns:w14="http://schemas.microsoft.com/office/word/2010/wordml" xmlns:w15="http://schemas.microsoft.com/office/word/2012/wordml" xmlns:w16cex="http://schemas.microsoft.com/office/word/2018/wordml/cex" xmlns:w16cid="http://schemas.microsoft.com/office/word/2016/wordml/cid" xmlns:w16="http://schemas.microsoft.com/office/word/2018/wordml" xmlns:w16du="http://schemas.microsoft.com/office/word/2023/wordml/word16du" xmlns:w16sdtdh="http://schemas.microsoft.com/office/word/2020/wordml/sdtdatahash" xmlns:w16sdtfl="http://schemas.microsoft.com/office/word/2024/wordml/sdtformatlock" xmlns:w16se="http://schemas.microsoft.com/office/word/2015/wordml/symex" mc:Ignorable="w14 w15 w16se w16cid w16 w16cex w16sdtdh w16sdtfl w16du">
   <w:docDefaults>
     <w:rPrDefault>
       <w:rPr>
